--- a/29_05_2026___fe9212478aa9e39a631730ebae62518b.docx
+++ b/29_05_2026___fe9212478aa9e39a631730ebae62518b.docx
@@ -1,6 +1,6 @@
 
 <file path=word/document.xml><?xml version="1.0" encoding="utf-8"?>
-<w:document xmlns:wpc="http://schemas.microsoft.com/office/word/2010/wordprocessingCanvas" xmlns:cx="http://schemas.microsoft.com/office/drawing/2014/chartex" xmlns:mc="http://schemas.openxmlformats.org/markup-compatibility/2006" xmlns:o="urn:schemas-microsoft-com:office:office" xmlns:r="http://schemas.openxmlformats.org/officeDocument/2006/relationships" xmlns:m="http://schemas.openxmlformats.org/officeDocument/2006/math" xmlns:v="urn:schemas-microsoft-com:vml" xmlns:wp14="http://schemas.microsoft.com/office/word/2010/wordprocessingDrawing" xmlns:wp="http://schemas.openxmlformats.org/drawingml/2006/wordprocessingDrawing" xmlns:w10="urn:schemas-microsoft-com:office:word" xmlns:w="http://schemas.openxmlformats.org/wordprocessingml/2006/main" xmlns:w14="http://schemas.microsoft.com/office/word/2010/wordml" xmlns:w15="http://schemas.microsoft.com/office/word/2012/wordml" xmlns:w16se="http://schemas.microsoft.com/office/word/2015/wordml/symex" xmlns:wpg="http://schemas.microsoft.com/office/word/2010/wordprocessingGroup" xmlns:wpi="http://schemas.microsoft.com/office/word/2010/wordprocessingInk" xmlns:wne="http://schemas.microsoft.com/office/word/2006/wordml" xmlns:wps="http://schemas.microsoft.com/office/word/2010/wordprocessingShape" mc:Ignorable="w14 w15 w16se wp14">
+<w:document xmlns:wpc="http://schemas.microsoft.com/office/word/2010/wordprocessingCanvas" xmlns:cx="http://schemas.microsoft.com/office/drawing/2014/chartex" xmlns:cx1="http://schemas.microsoft.com/office/drawing/2015/9/8/chartex" xmlns:cx2="http://schemas.microsoft.com/office/drawing/2015/10/21/chartex" xmlns:cx3="http://schemas.microsoft.com/office/drawing/2016/5/9/chartex" xmlns:cx4="http://schemas.microsoft.com/office/drawing/2016/5/10/chartex" xmlns:cx5="http://schemas.microsoft.com/office/drawing/2016/5/11/chartex" xmlns:cx6="http://schemas.microsoft.com/office/drawing/2016/5/12/chartex" xmlns:cx7="http://schemas.microsoft.com/office/drawing/2016/5/13/chartex" xmlns:cx8="http://schemas.microsoft.com/office/drawing/2016/5/14/chartex" xmlns:mc="http://schemas.openxmlformats.org/markup-compatibility/2006" xmlns:aink="http://schemas.microsoft.com/office/drawing/2016/ink" xmlns:am3d="http://schemas.microsoft.com/office/drawing/2017/model3d" xmlns:o="urn:schemas-microsoft-com:office:office" xmlns:r="http://schemas.openxmlformats.org/officeDocument/2006/relationships" xmlns:m="http://schemas.openxmlformats.org/officeDocument/2006/math" xmlns:v="urn:schemas-microsoft-com:vml" xmlns:wp14="http://schemas.microsoft.com/office/word/2010/wordprocessingDrawing" xmlns:wp="http://schemas.openxmlformats.org/drawingml/2006/wordprocessingDrawing" xmlns:w10="urn:schemas-microsoft-com:office:word" xmlns:w="http://schemas.openxmlformats.org/wordprocessingml/2006/main" xmlns:w14="http://schemas.microsoft.com/office/word/2010/wordml" xmlns:w15="http://schemas.microsoft.com/office/word/2012/wordml" xmlns:w16cid="http://schemas.microsoft.com/office/word/2016/wordml/cid" xmlns:w16se="http://schemas.microsoft.com/office/word/2015/wordml/symex" xmlns:wpg="http://schemas.microsoft.com/office/word/2010/wordprocessingGroup" xmlns:wpi="http://schemas.microsoft.com/office/word/2010/wordprocessingInk" xmlns:wne="http://schemas.microsoft.com/office/word/2006/wordml" xmlns:wps="http://schemas.microsoft.com/office/word/2010/wordprocessingShape" mc:Ignorable="w14 w15 w16se w16cid wp14">
   <w:body>
     <w:p>
       <w:pPr>
@@ -15,7 +15,6 @@
           <w:szCs w:val="28"/>
         </w:rPr>
       </w:pPr>
-      <w:bookmarkStart w:id="0" w:name="_GoBack"/>
       <w:r>
         <w:rPr>
           <w:rFonts w:ascii="Times New Roman" w:eastAsia="Times New Roman" w:hAnsi="Times New Roman" w:cs="Times New Roman"/>
@@ -25,8 +24,21 @@
           <w:sz w:val="28"/>
           <w:szCs w:val="28"/>
         </w:rPr>
-        <w:t>Flutter Labs for StatelessWidget</w:t>
-      </w:r>
+        <w:t xml:space="preserve">Flutter Labs for </w:t>
+      </w:r>
+      <w:proofErr w:type="spellStart"/>
+      <w:r>
+        <w:rPr>
+          <w:rFonts w:ascii="Times New Roman" w:eastAsia="Times New Roman" w:hAnsi="Times New Roman" w:cs="Times New Roman"/>
+          <w:b/>
+          <w:bCs/>
+          <w:kern w:val="36"/>
+          <w:sz w:val="28"/>
+          <w:szCs w:val="28"/>
+        </w:rPr>
+        <w:t>StatelessWidget</w:t>
+      </w:r>
+      <w:proofErr w:type="spellEnd"/>
     </w:p>
     <w:p>
       <w:pPr>
@@ -152,7 +164,33 @@
           <w:sz w:val="28"/>
           <w:szCs w:val="28"/>
         </w:rPr>
-        <w:t xml:space="preserve">Profile picture </w:t>
+        <w:t xml:space="preserve">Profile </w:t>
+      </w:r>
+      <w:proofErr w:type="gramStart"/>
+      <w:r>
+        <w:rPr>
+          <w:rFonts w:ascii="Times New Roman" w:eastAsia="Times New Roman" w:hAnsi="Times New Roman" w:cs="Times New Roman"/>
+          <w:sz w:val="28"/>
+          <w:szCs w:val="28"/>
+        </w:rPr>
+        <w:t xml:space="preserve">picture </w:t>
+      </w:r>
+      <w:r>
+        <w:rPr>
+          <w:rFonts w:ascii="Times New Roman" w:eastAsia="Times New Roman" w:hAnsi="Times New Roman" w:cs="Times New Roman"/>
+          <w:sz w:val="28"/>
+          <w:szCs w:val="28"/>
+        </w:rPr>
+        <w:t>:</w:t>
+      </w:r>
+      <w:proofErr w:type="gramEnd"/>
+      <w:r>
+        <w:rPr>
+          <w:rFonts w:ascii="Times New Roman" w:eastAsia="Times New Roman" w:hAnsi="Times New Roman" w:cs="Times New Roman"/>
+          <w:sz w:val="28"/>
+          <w:szCs w:val="28"/>
+        </w:rPr>
+        <w:t xml:space="preserve"> </w:t>
       </w:r>
     </w:p>
     <w:p>
@@ -174,8 +212,44 @@
           <w:sz w:val="28"/>
           <w:szCs w:val="28"/>
         </w:rPr>
-        <w:t xml:space="preserve">Full name </w:t>
-      </w:r>
+        <w:t xml:space="preserve">Full </w:t>
+      </w:r>
+      <w:proofErr w:type="gramStart"/>
+      <w:r>
+        <w:rPr>
+          <w:rFonts w:ascii="Times New Roman" w:eastAsia="Times New Roman" w:hAnsi="Times New Roman" w:cs="Times New Roman"/>
+          <w:sz w:val="28"/>
+          <w:szCs w:val="28"/>
+        </w:rPr>
+        <w:t xml:space="preserve">name </w:t>
+      </w:r>
+      <w:r>
+        <w:rPr>
+          <w:rFonts w:ascii="Times New Roman" w:eastAsia="Times New Roman" w:hAnsi="Times New Roman" w:cs="Times New Roman"/>
+          <w:sz w:val="28"/>
+          <w:szCs w:val="28"/>
+        </w:rPr>
+        <w:t>:</w:t>
+      </w:r>
+      <w:proofErr w:type="gramEnd"/>
+      <w:r>
+        <w:rPr>
+          <w:rFonts w:ascii="Times New Roman" w:eastAsia="Times New Roman" w:hAnsi="Times New Roman" w:cs="Times New Roman"/>
+          <w:sz w:val="28"/>
+          <w:szCs w:val="28"/>
+        </w:rPr>
+        <w:t xml:space="preserve"> nguyễn quang  </w:t>
+      </w:r>
+      <w:proofErr w:type="spellStart"/>
+      <w:r>
+        <w:rPr>
+          <w:rFonts w:ascii="Times New Roman" w:eastAsia="Times New Roman" w:hAnsi="Times New Roman" w:cs="Times New Roman"/>
+          <w:sz w:val="28"/>
+          <w:szCs w:val="28"/>
+        </w:rPr>
+        <w:t>khair</w:t>
+      </w:r>
+      <w:proofErr w:type="spellEnd"/>
     </w:p>
     <w:p>
       <w:pPr>
@@ -190,6 +264,7 @@
           <w:szCs w:val="28"/>
         </w:rPr>
       </w:pPr>
+      <w:proofErr w:type="gramStart"/>
       <w:r>
         <w:rPr>
           <w:rFonts w:ascii="Times New Roman" w:eastAsia="Times New Roman" w:hAnsi="Times New Roman" w:cs="Times New Roman"/>
@@ -197,6 +272,59 @@
           <w:szCs w:val="28"/>
         </w:rPr>
         <w:t xml:space="preserve">Major </w:t>
+      </w:r>
+      <w:r>
+        <w:rPr>
+          <w:rFonts w:ascii="Times New Roman" w:eastAsia="Times New Roman" w:hAnsi="Times New Roman" w:cs="Times New Roman"/>
+          <w:sz w:val="28"/>
+          <w:szCs w:val="28"/>
+        </w:rPr>
+        <w:t>:</w:t>
+      </w:r>
+      <w:proofErr w:type="gramEnd"/>
+      <w:r>
+        <w:rPr>
+          <w:rFonts w:ascii="Times New Roman" w:eastAsia="Times New Roman" w:hAnsi="Times New Roman" w:cs="Times New Roman"/>
+          <w:sz w:val="28"/>
+          <w:szCs w:val="28"/>
+        </w:rPr>
+        <w:t xml:space="preserve"> </w:t>
+      </w:r>
+      <w:proofErr w:type="spellStart"/>
+      <w:r>
+        <w:rPr>
+          <w:rFonts w:ascii="Times New Roman" w:eastAsia="Times New Roman" w:hAnsi="Times New Roman" w:cs="Times New Roman"/>
+          <w:sz w:val="28"/>
+          <w:szCs w:val="28"/>
+        </w:rPr>
+        <w:t>ki</w:t>
+      </w:r>
+      <w:proofErr w:type="spellEnd"/>
+      <w:r>
+        <w:rPr>
+          <w:rFonts w:ascii="Times New Roman" w:eastAsia="Times New Roman" w:hAnsi="Times New Roman" w:cs="Times New Roman"/>
+          <w:sz w:val="28"/>
+          <w:szCs w:val="28"/>
+        </w:rPr>
+        <w:t xml:space="preserve"> </w:t>
+      </w:r>
+      <w:proofErr w:type="spellStart"/>
+      <w:r>
+        <w:rPr>
+          <w:rFonts w:ascii="Times New Roman" w:eastAsia="Times New Roman" w:hAnsi="Times New Roman" w:cs="Times New Roman"/>
+          <w:sz w:val="28"/>
+          <w:szCs w:val="28"/>
+        </w:rPr>
+        <w:t>thuat</w:t>
+      </w:r>
+      <w:proofErr w:type="spellEnd"/>
+      <w:r>
+        <w:rPr>
+          <w:rFonts w:ascii="Times New Roman" w:eastAsia="Times New Roman" w:hAnsi="Times New Roman" w:cs="Times New Roman"/>
+          <w:sz w:val="28"/>
+          <w:szCs w:val="28"/>
+        </w:rPr>
+        <w:t xml:space="preserve"> phan mem </w:t>
       </w:r>
     </w:p>
     <w:p>
@@ -218,7 +346,105 @@
           <w:sz w:val="28"/>
           <w:szCs w:val="28"/>
         </w:rPr>
-        <w:t xml:space="preserve">Short bio </w:t>
+        <w:t xml:space="preserve">Short </w:t>
+      </w:r>
+      <w:proofErr w:type="gramStart"/>
+      <w:r>
+        <w:rPr>
+          <w:rFonts w:ascii="Times New Roman" w:eastAsia="Times New Roman" w:hAnsi="Times New Roman" w:cs="Times New Roman"/>
+          <w:sz w:val="28"/>
+          <w:szCs w:val="28"/>
+        </w:rPr>
+        <w:t xml:space="preserve">bio </w:t>
+      </w:r>
+      <w:r>
+        <w:rPr>
+          <w:rFonts w:ascii="Times New Roman" w:eastAsia="Times New Roman" w:hAnsi="Times New Roman" w:cs="Times New Roman"/>
+          <w:sz w:val="28"/>
+          <w:szCs w:val="28"/>
+        </w:rPr>
+        <w:t>:</w:t>
+      </w:r>
+      <w:proofErr w:type="gramEnd"/>
+      <w:r>
+        <w:rPr>
+          <w:rFonts w:ascii="Times New Roman" w:eastAsia="Times New Roman" w:hAnsi="Times New Roman" w:cs="Times New Roman"/>
+          <w:sz w:val="28"/>
+          <w:szCs w:val="28"/>
+        </w:rPr>
+        <w:t xml:space="preserve"> </w:t>
+      </w:r>
+      <w:proofErr w:type="spellStart"/>
+      <w:r>
+        <w:rPr>
+          <w:rFonts w:ascii="Times New Roman" w:eastAsia="Times New Roman" w:hAnsi="Times New Roman" w:cs="Times New Roman"/>
+          <w:sz w:val="28"/>
+          <w:szCs w:val="28"/>
+        </w:rPr>
+        <w:t>cao</w:t>
+      </w:r>
+      <w:proofErr w:type="spellEnd"/>
+      <w:r>
+        <w:rPr>
+          <w:rFonts w:ascii="Times New Roman" w:eastAsia="Times New Roman" w:hAnsi="Times New Roman" w:cs="Times New Roman"/>
+          <w:sz w:val="28"/>
+          <w:szCs w:val="28"/>
+        </w:rPr>
+        <w:t xml:space="preserve"> </w:t>
+      </w:r>
+      <w:proofErr w:type="spellStart"/>
+      <w:r>
+        <w:rPr>
+          <w:rFonts w:ascii="Times New Roman" w:eastAsia="Times New Roman" w:hAnsi="Times New Roman" w:cs="Times New Roman"/>
+          <w:sz w:val="28"/>
+          <w:szCs w:val="28"/>
+        </w:rPr>
+        <w:t>thu</w:t>
+      </w:r>
+      <w:proofErr w:type="spellEnd"/>
+      <w:r>
+        <w:rPr>
+          <w:rFonts w:ascii="Times New Roman" w:eastAsia="Times New Roman" w:hAnsi="Times New Roman" w:cs="Times New Roman"/>
+          <w:sz w:val="28"/>
+          <w:szCs w:val="28"/>
+        </w:rPr>
+        <w:t xml:space="preserve"> </w:t>
+      </w:r>
+      <w:proofErr w:type="spellStart"/>
+      <w:r>
+        <w:rPr>
+          <w:rFonts w:ascii="Times New Roman" w:eastAsia="Times New Roman" w:hAnsi="Times New Roman" w:cs="Times New Roman"/>
+          <w:sz w:val="28"/>
+          <w:szCs w:val="28"/>
+        </w:rPr>
+        <w:t>trong</w:t>
+      </w:r>
+      <w:proofErr w:type="spellEnd"/>
+      <w:r>
+        <w:rPr>
+          <w:rFonts w:ascii="Times New Roman" w:eastAsia="Times New Roman" w:hAnsi="Times New Roman" w:cs="Times New Roman"/>
+          <w:sz w:val="28"/>
+          <w:szCs w:val="28"/>
+        </w:rPr>
+        <w:t xml:space="preserve"> </w:t>
+      </w:r>
+      <w:proofErr w:type="spellStart"/>
+      <w:r>
+        <w:rPr>
+          <w:rFonts w:ascii="Times New Roman" w:eastAsia="Times New Roman" w:hAnsi="Times New Roman" w:cs="Times New Roman"/>
+          <w:sz w:val="28"/>
+          <w:szCs w:val="28"/>
+        </w:rPr>
+        <w:t>viec</w:t>
+      </w:r>
+      <w:proofErr w:type="spellEnd"/>
+      <w:r>
+        <w:rPr>
+          <w:rFonts w:ascii="Times New Roman" w:eastAsia="Times New Roman" w:hAnsi="Times New Roman" w:cs="Times New Roman"/>
+          <w:sz w:val="28"/>
+          <w:szCs w:val="28"/>
+        </w:rPr>
+        <w:t xml:space="preserve"> dung AI</w:t>
       </w:r>
     </w:p>
     <w:p>
@@ -240,7 +466,59 @@
           <w:sz w:val="28"/>
           <w:szCs w:val="28"/>
         </w:rPr>
-        <w:t xml:space="preserve">Contact button </w:t>
+        <w:t xml:space="preserve">Contact </w:t>
+      </w:r>
+      <w:proofErr w:type="gramStart"/>
+      <w:r>
+        <w:rPr>
+          <w:rFonts w:ascii="Times New Roman" w:eastAsia="Times New Roman" w:hAnsi="Times New Roman" w:cs="Times New Roman"/>
+          <w:sz w:val="28"/>
+          <w:szCs w:val="28"/>
+        </w:rPr>
+        <w:t xml:space="preserve">button </w:t>
+      </w:r>
+      <w:r>
+        <w:rPr>
+          <w:rFonts w:ascii="Times New Roman" w:eastAsia="Times New Roman" w:hAnsi="Times New Roman" w:cs="Times New Roman"/>
+          <w:sz w:val="28"/>
+          <w:szCs w:val="28"/>
+        </w:rPr>
+        <w:t>:</w:t>
+      </w:r>
+      <w:proofErr w:type="gramEnd"/>
+      <w:r>
+        <w:rPr>
+          <w:rFonts w:ascii="Times New Roman" w:eastAsia="Times New Roman" w:hAnsi="Times New Roman" w:cs="Times New Roman"/>
+          <w:sz w:val="28"/>
+          <w:szCs w:val="28"/>
+        </w:rPr>
+        <w:t xml:space="preserve"> SDT 0338258157 or </w:t>
+      </w:r>
+      <w:proofErr w:type="spellStart"/>
+      <w:r>
+        <w:rPr>
+          <w:rFonts w:ascii="Times New Roman" w:eastAsia="Times New Roman" w:hAnsi="Times New Roman" w:cs="Times New Roman"/>
+          <w:sz w:val="28"/>
+          <w:szCs w:val="28"/>
+        </w:rPr>
+        <w:t>facebook</w:t>
+      </w:r>
+      <w:proofErr w:type="spellEnd"/>
+      <w:r>
+        <w:rPr>
+          <w:rFonts w:ascii="Times New Roman" w:eastAsia="Times New Roman" w:hAnsi="Times New Roman" w:cs="Times New Roman"/>
+          <w:sz w:val="28"/>
+          <w:szCs w:val="28"/>
+        </w:rPr>
+        <w:t xml:space="preserve"> : </w:t>
+      </w:r>
+      <w:r>
+        <w:rPr>
+          <w:rFonts w:ascii="Times New Roman" w:eastAsia="Times New Roman" w:hAnsi="Times New Roman" w:cs="Times New Roman"/>
+          <w:sz w:val="28"/>
+          <w:szCs w:val="28"/>
+        </w:rPr>
+        <w:t>https://www.facebook.com/nguyen.khai.16104</w:t>
       </w:r>
     </w:p>
     <w:p>
@@ -345,13 +623,23 @@
           <w:szCs w:val="28"/>
         </w:rPr>
       </w:pPr>
-      <w:r>
-        <w:rPr>
-          <w:rFonts w:ascii="Times New Roman" w:eastAsia="Times New Roman" w:hAnsi="Times New Roman" w:cs="Times New Roman"/>
-          <w:sz w:val="28"/>
-          <w:szCs w:val="28"/>
-        </w:rPr>
-        <w:t xml:space="preserve">CircleAvatar </w:t>
+      <w:proofErr w:type="spellStart"/>
+      <w:r>
+        <w:rPr>
+          <w:rFonts w:ascii="Times New Roman" w:eastAsia="Times New Roman" w:hAnsi="Times New Roman" w:cs="Times New Roman"/>
+          <w:sz w:val="28"/>
+          <w:szCs w:val="28"/>
+        </w:rPr>
+        <w:t>CircleAvatar</w:t>
+      </w:r>
+      <w:proofErr w:type="spellEnd"/>
+      <w:r>
+        <w:rPr>
+          <w:rFonts w:ascii="Times New Roman" w:eastAsia="Times New Roman" w:hAnsi="Times New Roman" w:cs="Times New Roman"/>
+          <w:sz w:val="28"/>
+          <w:szCs w:val="28"/>
+        </w:rPr>
+        <w:t xml:space="preserve"> </w:t>
       </w:r>
     </w:p>
     <w:p>
@@ -522,6 +810,8 @@
         </w:rPr>
         <w:t>Display:</w:t>
       </w:r>
+      <w:bookmarkStart w:id="0" w:name="_GoBack"/>
+      <w:bookmarkEnd w:id="0"/>
     </w:p>
     <w:p>
       <w:pPr>
@@ -586,6 +876,7 @@
           <w:sz w:val="28"/>
           <w:szCs w:val="28"/>
         </w:rPr>
+        <w:lastRenderedPageBreak/>
         <w:t xml:space="preserve">Position </w:t>
       </w:r>
     </w:p>
@@ -608,7 +899,6 @@
           <w:sz w:val="28"/>
           <w:szCs w:val="28"/>
         </w:rPr>
-        <w:lastRenderedPageBreak/>
         <w:t xml:space="preserve">Phone number </w:t>
       </w:r>
     </w:p>
@@ -1108,8 +1398,19 @@
           <w:sz w:val="28"/>
           <w:szCs w:val="28"/>
         </w:rPr>
-        <w:t>Flutter Labs for StatefulWidget</w:t>
-      </w:r>
+        <w:t xml:space="preserve">Flutter Labs for </w:t>
+      </w:r>
+      <w:proofErr w:type="spellStart"/>
+      <w:r>
+        <w:rPr>
+          <w:rFonts w:ascii="Times New Roman" w:hAnsi="Times New Roman" w:cs="Times New Roman"/>
+          <w:b/>
+          <w:sz w:val="28"/>
+          <w:szCs w:val="28"/>
+        </w:rPr>
+        <w:t>StatefulWidget</w:t>
+      </w:r>
+      <w:proofErr w:type="spellEnd"/>
     </w:p>
     <w:p>
       <w:pPr>
@@ -1176,8 +1477,10 @@
           <w:sz w:val="28"/>
           <w:szCs w:val="28"/>
         </w:rPr>
+        <w:lastRenderedPageBreak/>
         <w:t xml:space="preserve">Understand </w:t>
       </w:r>
+      <w:proofErr w:type="spellStart"/>
       <w:r>
         <w:rPr>
           <w:rFonts w:ascii="Times New Roman" w:eastAsia="Times New Roman" w:hAnsi="Times New Roman" w:cs="Times New Roman"/>
@@ -1186,6 +1489,7 @@
         </w:rPr>
         <w:t>StatefulWidget</w:t>
       </w:r>
+      <w:proofErr w:type="spellEnd"/>
       <w:r>
         <w:rPr>
           <w:rFonts w:ascii="Times New Roman" w:eastAsia="Times New Roman" w:hAnsi="Times New Roman" w:cs="Times New Roman"/>
@@ -1214,16 +1518,35 @@
           <w:sz w:val="28"/>
           <w:szCs w:val="28"/>
         </w:rPr>
-        <w:lastRenderedPageBreak/>
         <w:t xml:space="preserve">Use </w:t>
       </w:r>
-      <w:r>
-        <w:rPr>
-          <w:rFonts w:ascii="Times New Roman" w:eastAsia="Times New Roman" w:hAnsi="Times New Roman" w:cs="Times New Roman"/>
-          <w:sz w:val="28"/>
-          <w:szCs w:val="28"/>
-        </w:rPr>
-        <w:t>setState()</w:t>
+      <w:proofErr w:type="spellStart"/>
+      <w:proofErr w:type="gramStart"/>
+      <w:r>
+        <w:rPr>
+          <w:rFonts w:ascii="Times New Roman" w:eastAsia="Times New Roman" w:hAnsi="Times New Roman" w:cs="Times New Roman"/>
+          <w:sz w:val="28"/>
+          <w:szCs w:val="28"/>
+        </w:rPr>
+        <w:t>setState</w:t>
+      </w:r>
+      <w:proofErr w:type="spellEnd"/>
+      <w:r>
+        <w:rPr>
+          <w:rFonts w:ascii="Times New Roman" w:eastAsia="Times New Roman" w:hAnsi="Times New Roman" w:cs="Times New Roman"/>
+          <w:sz w:val="28"/>
+          <w:szCs w:val="28"/>
+        </w:rPr>
+        <w:t>(</w:t>
+      </w:r>
+      <w:proofErr w:type="gramEnd"/>
+      <w:r>
+        <w:rPr>
+          <w:rFonts w:ascii="Times New Roman" w:eastAsia="Times New Roman" w:hAnsi="Times New Roman" w:cs="Times New Roman"/>
+          <w:sz w:val="28"/>
+          <w:szCs w:val="28"/>
+        </w:rPr>
+        <w:t>)</w:t>
       </w:r>
       <w:r>
         <w:rPr>
@@ -1407,6 +1730,7 @@
           <w:szCs w:val="28"/>
         </w:rPr>
       </w:pPr>
+      <w:proofErr w:type="spellStart"/>
       <w:r>
         <w:rPr>
           <w:rFonts w:ascii="Times New Roman" w:eastAsia="Times New Roman" w:hAnsi="Times New Roman" w:cs="Times New Roman"/>
@@ -1415,6 +1739,7 @@
         </w:rPr>
         <w:t>StatefulWidget</w:t>
       </w:r>
+      <w:proofErr w:type="spellEnd"/>
       <w:r>
         <w:rPr>
           <w:rFonts w:ascii="Times New Roman" w:eastAsia="Times New Roman" w:hAnsi="Times New Roman" w:cs="Times New Roman"/>
@@ -1437,6 +1762,7 @@
           <w:szCs w:val="28"/>
         </w:rPr>
       </w:pPr>
+      <w:proofErr w:type="spellStart"/>
       <w:r>
         <w:rPr>
           <w:rFonts w:ascii="Times New Roman" w:eastAsia="Times New Roman" w:hAnsi="Times New Roman" w:cs="Times New Roman"/>
@@ -1445,6 +1771,7 @@
         </w:rPr>
         <w:t>setState</w:t>
       </w:r>
+      <w:proofErr w:type="spellEnd"/>
       <w:r>
         <w:rPr>
           <w:rFonts w:ascii="Times New Roman" w:eastAsia="Times New Roman" w:hAnsi="Times New Roman" w:cs="Times New Roman"/>
@@ -1492,7 +1819,7 @@
           <w:szCs w:val="28"/>
         </w:rPr>
         <w:pict>
-          <v:rect id="_x0000_i1029" style="width:0;height:1.5pt" o:hralign="center" o:hrstd="t" o:hr="t" fillcolor="#a0a0a0" stroked="f"/>
+          <v:rect id="_x0000_i1027" style="width:0;height:1.5pt" o:hralign="center" o:hrstd="t" o:hr="t" fillcolor="#a0a0a0" stroked="f"/>
         </w:pict>
       </w:r>
     </w:p>
@@ -1776,7 +2103,7 @@
           <w:szCs w:val="28"/>
         </w:rPr>
         <w:pict>
-          <v:rect id="_x0000_i1030" style="width:0;height:1.5pt" o:hralign="center" o:hrstd="t" o:hr="t" fillcolor="#a0a0a0" stroked="f"/>
+          <v:rect id="_x0000_i1028" style="width:0;height:1.5pt" o:hralign="center" o:hrstd="t" o:hr="t" fillcolor="#a0a0a0" stroked="f"/>
         </w:pict>
       </w:r>
     </w:p>
@@ -1841,8 +2168,10 @@
           <w:sz w:val="28"/>
           <w:szCs w:val="28"/>
         </w:rPr>
+        <w:lastRenderedPageBreak/>
         <w:t xml:space="preserve">Work with </w:t>
       </w:r>
+      <w:proofErr w:type="spellStart"/>
       <w:r>
         <w:rPr>
           <w:rFonts w:ascii="Times New Roman" w:eastAsia="Times New Roman" w:hAnsi="Times New Roman" w:cs="Times New Roman"/>
@@ -1851,6 +2180,7 @@
         </w:rPr>
         <w:t>TextField</w:t>
       </w:r>
+      <w:proofErr w:type="spellEnd"/>
       <w:r>
         <w:rPr>
           <w:rFonts w:ascii="Times New Roman" w:eastAsia="Times New Roman" w:hAnsi="Times New Roman" w:cs="Times New Roman"/>
@@ -1880,7 +2210,6 @@
           <w:sz w:val="28"/>
           <w:szCs w:val="28"/>
         </w:rPr>
-        <w:lastRenderedPageBreak/>
         <w:t>Requirements</w:t>
       </w:r>
     </w:p>
@@ -2052,6 +2381,7 @@
           <w:szCs w:val="28"/>
         </w:rPr>
       </w:pPr>
+      <w:proofErr w:type="spellStart"/>
       <w:r>
         <w:rPr>
           <w:rFonts w:ascii="Times New Roman" w:eastAsia="Times New Roman" w:hAnsi="Times New Roman" w:cs="Times New Roman"/>
@@ -2060,6 +2390,7 @@
         </w:rPr>
         <w:t>TextEditingController</w:t>
       </w:r>
+      <w:proofErr w:type="spellEnd"/>
       <w:r>
         <w:rPr>
           <w:rFonts w:ascii="Times New Roman" w:eastAsia="Times New Roman" w:hAnsi="Times New Roman" w:cs="Times New Roman"/>
@@ -2486,7 +2817,6 @@
         </w:rPr>
       </w:pPr>
     </w:p>
-    <w:bookmarkEnd w:id="0"/>
     <w:p>
       <w:pPr>
         <w:rPr>
@@ -2507,7 +2837,7 @@
 </file>
 
 <file path=word/numbering.xml><?xml version="1.0" encoding="utf-8"?>
-<w:numbering xmlns:wpc="http://schemas.microsoft.com/office/word/2010/wordprocessingCanvas" xmlns:cx="http://schemas.microsoft.com/office/drawing/2014/chartex" xmlns:mc="http://schemas.openxmlformats.org/markup-compatibility/2006" xmlns:o="urn:schemas-microsoft-com:office:office" xmlns:r="http://schemas.openxmlformats.org/officeDocument/2006/relationships" xmlns:m="http://schemas.openxmlformats.org/officeDocument/2006/math" xmlns:v="urn:schemas-microsoft-com:vml" xmlns:wp14="http://schemas.microsoft.com/office/word/2010/wordprocessingDrawing" xmlns:wp="http://schemas.openxmlformats.org/drawingml/2006/wordprocessingDrawing" xmlns:w10="urn:schemas-microsoft-com:office:word" xmlns:w="http://schemas.openxmlformats.org/wordprocessingml/2006/main" xmlns:w14="http://schemas.microsoft.com/office/word/2010/wordml" xmlns:w15="http://schemas.microsoft.com/office/word/2012/wordml" xmlns:w16se="http://schemas.microsoft.com/office/word/2015/wordml/symex" xmlns:wpg="http://schemas.microsoft.com/office/word/2010/wordprocessingGroup" xmlns:wpi="http://schemas.microsoft.com/office/word/2010/wordprocessingInk" xmlns:wne="http://schemas.microsoft.com/office/word/2006/wordml" xmlns:wps="http://schemas.microsoft.com/office/word/2010/wordprocessingShape" mc:Ignorable="w14 w15 w16se wp14">
+<w:numbering xmlns:wpc="http://schemas.microsoft.com/office/word/2010/wordprocessingCanvas" xmlns:cx="http://schemas.microsoft.com/office/drawing/2014/chartex" xmlns:cx1="http://schemas.microsoft.com/office/drawing/2015/9/8/chartex" xmlns:cx2="http://schemas.microsoft.com/office/drawing/2015/10/21/chartex" xmlns:cx3="http://schemas.microsoft.com/office/drawing/2016/5/9/chartex" xmlns:cx4="http://schemas.microsoft.com/office/drawing/2016/5/10/chartex" xmlns:cx5="http://schemas.microsoft.com/office/drawing/2016/5/11/chartex" xmlns:cx6="http://schemas.microsoft.com/office/drawing/2016/5/12/chartex" xmlns:cx7="http://schemas.microsoft.com/office/drawing/2016/5/13/chartex" xmlns:cx8="http://schemas.microsoft.com/office/drawing/2016/5/14/chartex" xmlns:mc="http://schemas.openxmlformats.org/markup-compatibility/2006" xmlns:aink="http://schemas.microsoft.com/office/drawing/2016/ink" xmlns:am3d="http://schemas.microsoft.com/office/drawing/2017/model3d" xmlns:o="urn:schemas-microsoft-com:office:office" xmlns:r="http://schemas.openxmlformats.org/officeDocument/2006/relationships" xmlns:m="http://schemas.openxmlformats.org/officeDocument/2006/math" xmlns:v="urn:schemas-microsoft-com:vml" xmlns:wp14="http://schemas.microsoft.com/office/word/2010/wordprocessingDrawing" xmlns:wp="http://schemas.openxmlformats.org/drawingml/2006/wordprocessingDrawing" xmlns:w10="urn:schemas-microsoft-com:office:word" xmlns:w="http://schemas.openxmlformats.org/wordprocessingml/2006/main" xmlns:w14="http://schemas.microsoft.com/office/word/2010/wordml" xmlns:w15="http://schemas.microsoft.com/office/word/2012/wordml" xmlns:w16cid="http://schemas.microsoft.com/office/word/2016/wordml/cid" xmlns:w16se="http://schemas.microsoft.com/office/word/2015/wordml/symex" xmlns:wpg="http://schemas.microsoft.com/office/word/2010/wordprocessingGroup" xmlns:wpi="http://schemas.microsoft.com/office/word/2010/wordprocessingInk" xmlns:wne="http://schemas.microsoft.com/office/word/2006/wordml" xmlns:wps="http://schemas.microsoft.com/office/word/2010/wordprocessingShape" mc:Ignorable="w14 w15 w16se w16cid wp14">
   <w:abstractNum w:abstractNumId="0" w15:restartNumberingAfterBreak="0">
     <w:nsid w:val="0125065C"/>
     <w:multiLevelType w:val="multilevel"/>
@@ -4944,7 +5274,7 @@
 </file>
 
 <file path=word/styles.xml><?xml version="1.0" encoding="utf-8"?>
-<w:styles xmlns:mc="http://schemas.openxmlformats.org/markup-compatibility/2006" xmlns:r="http://schemas.openxmlformats.org/officeDocument/2006/relationships" xmlns:w="http://schemas.openxmlformats.org/wordprocessingml/2006/main" xmlns:w14="http://schemas.microsoft.com/office/word/2010/wordml" xmlns:w15="http://schemas.microsoft.com/office/word/2012/wordml" xmlns:w16se="http://schemas.microsoft.com/office/word/2015/wordml/symex" mc:Ignorable="w14 w15 w16se">
+<w:styles xmlns:mc="http://schemas.openxmlformats.org/markup-compatibility/2006" xmlns:r="http://schemas.openxmlformats.org/officeDocument/2006/relationships" xmlns:w="http://schemas.openxmlformats.org/wordprocessingml/2006/main" xmlns:w14="http://schemas.microsoft.com/office/word/2010/wordml" xmlns:w15="http://schemas.microsoft.com/office/word/2012/wordml" xmlns:w16cid="http://schemas.microsoft.com/office/word/2016/wordml/cid" xmlns:w16se="http://schemas.microsoft.com/office/word/2015/wordml/symex" mc:Ignorable="w14 w15 w16se w16cid">
   <w:docDefaults>
     <w:rPrDefault>
       <w:rPr>
@@ -4960,7 +5290,7 @@
       </w:pPr>
     </w:pPrDefault>
   </w:docDefaults>
-  <w:latentStyles w:defLockedState="0" w:defUIPriority="99" w:defSemiHidden="0" w:defUnhideWhenUsed="0" w:defQFormat="0" w:count="371">
+  <w:latentStyles w:defLockedState="0" w:defUIPriority="99" w:defSemiHidden="0" w:defUnhideWhenUsed="0" w:defQFormat="0" w:count="375">
     <w:lsdException w:name="Normal" w:uiPriority="0" w:qFormat="1"/>
     <w:lsdException w:name="heading 1" w:uiPriority="9" w:qFormat="1"/>
     <w:lsdException w:name="heading 2" w:semiHidden="1" w:uiPriority="9" w:unhideWhenUsed="1" w:qFormat="1"/>
@@ -5066,7 +5396,6 @@
     <w:lsdException w:name="HTML Sample" w:semiHidden="1" w:unhideWhenUsed="1"/>
     <w:lsdException w:name="HTML Typewriter" w:semiHidden="1" w:unhideWhenUsed="1"/>
     <w:lsdException w:name="HTML Variable" w:semiHidden="1" w:unhideWhenUsed="1"/>
-    <w:lsdException w:name="Normal Table" w:semiHidden="1" w:unhideWhenUsed="1"/>
     <w:lsdException w:name="annotation subject" w:semiHidden="1" w:unhideWhenUsed="1"/>
     <w:lsdException w:name="No List" w:semiHidden="1" w:unhideWhenUsed="1"/>
     <w:lsdException w:name="Outline List 1" w:semiHidden="1" w:unhideWhenUsed="1"/>
@@ -5110,10 +5439,8 @@
     <w:lsdException w:name="Table Elegant" w:semiHidden="1" w:unhideWhenUsed="1"/>
     <w:lsdException w:name="Table Professional" w:semiHidden="1" w:unhideWhenUsed="1"/>
     <w:lsdException w:name="Table Subtle 1" w:semiHidden="1" w:unhideWhenUsed="1"/>
-    <w:lsdException w:name="Table Subtle 2" w:semiHidden="1" w:unhideWhenUsed="1"/>
     <w:lsdException w:name="Table Web 1" w:semiHidden="1" w:unhideWhenUsed="1"/>
     <w:lsdException w:name="Table Web 2" w:semiHidden="1" w:unhideWhenUsed="1"/>
-    <w:lsdException w:name="Table Web 3" w:semiHidden="1" w:unhideWhenUsed="1"/>
     <w:lsdException w:name="Balloon Text" w:semiHidden="1" w:unhideWhenUsed="1"/>
     <w:lsdException w:name="Table Grid" w:uiPriority="59"/>
     <w:lsdException w:name="Table Theme" w:semiHidden="1" w:unhideWhenUsed="1"/>
@@ -5332,15 +5659,19 @@
     <w:lsdException w:name="List Table 5 Dark Accent 6" w:uiPriority="50"/>
     <w:lsdException w:name="List Table 6 Colorful Accent 6" w:uiPriority="51"/>
     <w:lsdException w:name="List Table 7 Colorful Accent 6" w:uiPriority="52"/>
+    <w:lsdException w:name="Mention" w:semiHidden="1" w:unhideWhenUsed="1"/>
+    <w:lsdException w:name="Smart Hyperlink" w:semiHidden="1" w:unhideWhenUsed="1"/>
+    <w:lsdException w:name="Hashtag" w:semiHidden="1" w:unhideWhenUsed="1"/>
+    <w:lsdException w:name="Unresolved Mention" w:semiHidden="1" w:unhideWhenUsed="1"/>
   </w:latentStyles>
-  <w:style w:type="paragraph" w:default="1" w:styleId="Normal">
+  <w:style w:type="paragraph" w:default="1" w:styleId="Binhthng">
     <w:name w:val="Normal"/>
     <w:qFormat/>
   </w:style>
-  <w:style w:type="paragraph" w:styleId="Heading1">
+  <w:style w:type="paragraph" w:styleId="u1">
     <w:name w:val="heading 1"/>
-    <w:basedOn w:val="Normal"/>
-    <w:link w:val="Heading1Char"/>
+    <w:basedOn w:val="Binhthng"/>
+    <w:link w:val="u1Char"/>
     <w:uiPriority w:val="9"/>
     <w:qFormat/>
     <w:rsid w:val="006D1F40"/>
@@ -5357,10 +5688,10 @@
       <w:szCs w:val="48"/>
     </w:rPr>
   </w:style>
-  <w:style w:type="paragraph" w:styleId="Heading2">
+  <w:style w:type="paragraph" w:styleId="u2">
     <w:name w:val="heading 2"/>
-    <w:basedOn w:val="Normal"/>
-    <w:link w:val="Heading2Char"/>
+    <w:basedOn w:val="Binhthng"/>
+    <w:link w:val="u2Char"/>
     <w:uiPriority w:val="9"/>
     <w:qFormat/>
     <w:rsid w:val="006D1F40"/>
@@ -5376,10 +5707,10 @@
       <w:szCs w:val="36"/>
     </w:rPr>
   </w:style>
-  <w:style w:type="paragraph" w:styleId="Heading3">
+  <w:style w:type="paragraph" w:styleId="u3">
     <w:name w:val="heading 3"/>
-    <w:basedOn w:val="Normal"/>
-    <w:link w:val="Heading3Char"/>
+    <w:basedOn w:val="Binhthng"/>
+    <w:link w:val="u3Char"/>
     <w:uiPriority w:val="9"/>
     <w:qFormat/>
     <w:rsid w:val="006D1F40"/>
@@ -5395,13 +5726,13 @@
       <w:szCs w:val="27"/>
     </w:rPr>
   </w:style>
-  <w:style w:type="character" w:default="1" w:styleId="DefaultParagraphFont">
+  <w:style w:type="character" w:default="1" w:styleId="Phngmcinhcuaoanvn">
     <w:name w:val="Default Paragraph Font"/>
     <w:uiPriority w:val="1"/>
     <w:semiHidden/>
     <w:unhideWhenUsed/>
   </w:style>
-  <w:style w:type="table" w:default="1" w:styleId="TableNormal">
+  <w:style w:type="table" w:default="1" w:styleId="BangThngthng">
     <w:name w:val="Normal Table"/>
     <w:uiPriority w:val="99"/>
     <w:semiHidden/>
@@ -5416,16 +5747,16 @@
       </w:tblCellMar>
     </w:tblPr>
   </w:style>
-  <w:style w:type="numbering" w:default="1" w:styleId="NoList">
+  <w:style w:type="numbering" w:default="1" w:styleId="Khngco">
     <w:name w:val="No List"/>
     <w:uiPriority w:val="99"/>
     <w:semiHidden/>
     <w:unhideWhenUsed/>
   </w:style>
-  <w:style w:type="character" w:customStyle="1" w:styleId="Heading1Char">
-    <w:name w:val="Heading 1 Char"/>
-    <w:basedOn w:val="DefaultParagraphFont"/>
-    <w:link w:val="Heading1"/>
+  <w:style w:type="character" w:customStyle="1" w:styleId="u1Char">
+    <w:name w:val="Đầu đề 1 Char"/>
+    <w:basedOn w:val="Phngmcinhcuaoanvn"/>
+    <w:link w:val="u1"/>
     <w:uiPriority w:val="9"/>
     <w:rsid w:val="006D1F40"/>
     <w:rPr>
@@ -5437,10 +5768,10 @@
       <w:szCs w:val="48"/>
     </w:rPr>
   </w:style>
-  <w:style w:type="character" w:customStyle="1" w:styleId="Heading2Char">
-    <w:name w:val="Heading 2 Char"/>
-    <w:basedOn w:val="DefaultParagraphFont"/>
-    <w:link w:val="Heading2"/>
+  <w:style w:type="character" w:customStyle="1" w:styleId="u2Char">
+    <w:name w:val="Đầu đề 2 Char"/>
+    <w:basedOn w:val="Phngmcinhcuaoanvn"/>
+    <w:link w:val="u2"/>
     <w:uiPriority w:val="9"/>
     <w:rsid w:val="006D1F40"/>
     <w:rPr>
@@ -5451,10 +5782,10 @@
       <w:szCs w:val="36"/>
     </w:rPr>
   </w:style>
-  <w:style w:type="character" w:customStyle="1" w:styleId="Heading3Char">
-    <w:name w:val="Heading 3 Char"/>
-    <w:basedOn w:val="DefaultParagraphFont"/>
-    <w:link w:val="Heading3"/>
+  <w:style w:type="character" w:customStyle="1" w:styleId="u3Char">
+    <w:name w:val="Đầu đề 3 Char"/>
+    <w:basedOn w:val="Phngmcinhcuaoanvn"/>
+    <w:link w:val="u3"/>
     <w:uiPriority w:val="9"/>
     <w:rsid w:val="006D1F40"/>
     <w:rPr>
@@ -5465,9 +5796,9 @@
       <w:szCs w:val="27"/>
     </w:rPr>
   </w:style>
-  <w:style w:type="paragraph" w:styleId="NormalWeb">
+  <w:style w:type="paragraph" w:styleId="ThngthngWeb">
     <w:name w:val="Normal (Web)"/>
-    <w:basedOn w:val="Normal"/>
+    <w:basedOn w:val="Binhthng"/>
     <w:uiPriority w:val="99"/>
     <w:semiHidden/>
     <w:unhideWhenUsed/>
@@ -5481,9 +5812,9 @@
       <w:szCs w:val="24"/>
     </w:rPr>
   </w:style>
-  <w:style w:type="character" w:styleId="HTMLCode">
+  <w:style w:type="character" w:styleId="MaHTML">
     <w:name w:val="HTML Code"/>
-    <w:basedOn w:val="DefaultParagraphFont"/>
+    <w:basedOn w:val="Phngmcinhcuaoanvn"/>
     <w:uiPriority w:val="99"/>
     <w:semiHidden/>
     <w:unhideWhenUsed/>
